--- a/Assets/Docs/AbstractMapping_guide_RayNeo_X3_Pro.docx
+++ b/Assets/Docs/AbstractMapping_guide_RayNeo_X3_Pro.docx
@@ -1,26 +1,58 @@
 
 <file path=word/document.xml><?xml version="1.0" encoding="utf-8"?>
-<w:document xmlns:w="http://schemas.openxmlformats.org/wordprocessingml/2006/main">
+<w:document xmlns:wpc="http://schemas.microsoft.com/office/word/2010/wordprocessingCanvas" xmlns:cx="http://schemas.microsoft.com/office/drawing/2014/chartex" xmlns:cx1="http://schemas.microsoft.com/office/drawing/2015/9/8/chartex" xmlns:cx2="http://schemas.microsoft.com/office/drawing/2015/10/21/chartex" xmlns:cx3="http://schemas.microsoft.com/office/drawing/2016/5/9/chartex" xmlns:cx4="http://schemas.microsoft.com/office/drawing/2016/5/10/chartex" xmlns:cx5="http://schemas.microsoft.com/office/drawing/2016/5/11/chartex" xmlns:cx6="http://schemas.microsoft.com/office/drawing/2016/5/12/chartex" xmlns:cx7="http://schemas.microsoft.com/office/drawing/2016/5/13/chartex" xmlns:cx8="http://schemas.microsoft.com/office/drawing/2016/5/14/chartex" xmlns:mc="http://schemas.openxmlformats.org/markup-compatibility/2006" xmlns:aink="http://schemas.microsoft.com/office/drawing/2016/ink" xmlns:am3d="http://schemas.microsoft.com/office/drawing/2017/model3d" xmlns:o="urn:schemas-microsoft-com:office:office" xmlns:oel="http://schemas.microsoft.com/office/2019/extlst" xmlns:r="http://schemas.openxmlformats.org/officeDocument/2006/relationships" xmlns:m="http://schemas.openxmlformats.org/officeDocument/2006/math" xmlns:v="urn:schemas-microsoft-com:vml" xmlns:wp14="http://schemas.microsoft.com/office/word/2010/wordprocessingDrawing" xmlns:wp="http://schemas.openxmlformats.org/drawingml/2006/wordprocessingDrawing" xmlns:w10="urn:schemas-microsoft-com:office:word" xmlns:w="http://schemas.openxmlformats.org/wordprocessingml/2006/main" xmlns:w14="http://schemas.microsoft.com/office/word/2010/wordml" xmlns:w15="http://schemas.microsoft.com/office/word/2012/wordml" xmlns:w16cex="http://schemas.microsoft.com/office/word/2018/wordml/cex" xmlns:w16cid="http://schemas.microsoft.com/office/word/2016/wordml/cid" xmlns:w16="http://schemas.microsoft.com/office/word/2018/wordml" xmlns:w16du="http://schemas.microsoft.com/office/word/2023/wordml/word16du" xmlns:w16sdtdh="http://schemas.microsoft.com/office/word/2020/wordml/sdtdatahash" xmlns:w16sdtfl="http://schemas.microsoft.com/office/word/2024/wordml/sdtformatlock" xmlns:w16se="http://schemas.microsoft.com/office/word/2015/wordml/symex" xmlns:wpg="http://schemas.microsoft.com/office/word/2010/wordprocessingGroup" xmlns:wpi="http://schemas.microsoft.com/office/word/2010/wordprocessingInk" xmlns:wne="http://schemas.microsoft.com/office/word/2006/wordml" xmlns:wps="http://schemas.microsoft.com/office/word/2010/wordprocessingShape" mc:Ignorable="w14 w15 w16se w16cid w16 w16cex w16sdtdh w16sdtfl w16du wp14">
   <w:body>
     <w:p>
       <w:pPr>
         <w:pStyle w:val="Title"/>
       </w:pPr>
       <w:r>
-        <w:t xml:space="preserve">Abstract Mapping Guide</w:t>
+        <w:t>Abstract Mapping Guide</w:t>
       </w:r>
     </w:p>
     <w:p>
       <w:pPr>
         <w:pStyle w:val="Subtitle"/>
+        <w:rPr>
+          <w:lang w:val="it-IT"/>
+        </w:rPr>
       </w:pPr>
       <w:r>
-        <w:t xml:space="preserve">XR Score Viewer · RayNeo X3 Pro · current rayNeoPort version</w:t>
-      </w:r>
-    </w:p>
-    <w:p>
-      <w:r>
-        <w:t xml:space="preserve">This document explains what the current abstract particle-mesh visualisation is showing. The visual uses five mapped streams from the sensor selected in the HUD.</w:t>
+        <w:rPr>
+          <w:lang w:val="it-IT"/>
+        </w:rPr>
+        <w:t xml:space="preserve">XR Score Viewer · </w:t>
+      </w:r>
+      <w:proofErr w:type="spellStart"/>
+      <w:r>
+        <w:rPr>
+          <w:lang w:val="it-IT"/>
+        </w:rPr>
+        <w:t>RayNeo</w:t>
+      </w:r>
+      <w:proofErr w:type="spellEnd"/>
+      <w:r>
+        <w:rPr>
+          <w:lang w:val="it-IT"/>
+        </w:rPr>
+        <w:t xml:space="preserve"> X3 Pro · </w:t>
+      </w:r>
+      <w:r>
+        <w:rPr>
+          <w:lang w:val="it-IT"/>
+        </w:rPr>
+        <w:t>v010al</w:t>
+      </w:r>
+      <w:r>
+        <w:rPr>
+          <w:lang w:val="it-IT"/>
+        </w:rPr>
+        <w:t>pha9</w:t>
+      </w:r>
+    </w:p>
+    <w:p>
+      <w:r>
+        <w:t>This document explains what the current abstract particle-mesh visualisation is showing. The visual uses five mapped streams from the sensor selected in the HUD.</w:t>
       </w:r>
     </w:p>
     <w:p>
@@ -28,18 +60,18 @@
         <w:pStyle w:val="Heading1"/>
       </w:pPr>
       <w:r>
-        <w:t xml:space="preserve">Overall Reading</w:t>
-      </w:r>
-    </w:p>
-    <w:p>
-      <w:r>
-        <w:t xml:space="preserve">• </w:t>
-      </w:r>
-      <w:r>
-        <w:rPr>
-          <w:b/>
-        </w:rPr>
-        <w:t xml:space="preserve">Slow global shape</w:t>
+        <w:t>Overall Reading</w:t>
+      </w:r>
+    </w:p>
+    <w:p>
+      <w:r>
+        <w:t xml:space="preserve">• </w:t>
+      </w:r>
+      <w:r>
+        <w:rPr>
+          <w:b/>
+        </w:rPr>
+        <w:t>Slow global shape</w:t>
       </w:r>
       <w:r>
         <w:t xml:space="preserve"> shows tonic electrodermal activity.</w:t>
@@ -53,7 +85,13 @@
         <w:rPr>
           <w:b/>
         </w:rPr>
-        <w:t xml:space="preserve">Particle colour and directional trails</w:t>
+        <w:t>Mesh</w:t>
+      </w:r>
+      <w:r>
+        <w:rPr>
+          <w:b/>
+        </w:rPr>
+        <w:t xml:space="preserve"> colour and directional trails</w:t>
       </w:r>
       <w:r>
         <w:t xml:space="preserve"> show temperature rate of change.</w:t>
@@ -67,7 +105,7 @@
         <w:rPr>
           <w:b/>
         </w:rPr>
-        <w:t xml:space="preserve">Local sparks, rings, and short deformations</w:t>
+        <w:t>Local sparks, rings, and short deformations</w:t>
       </w:r>
       <w:r>
         <w:t xml:space="preserve"> show skin conductance responses.</w:t>
@@ -81,7 +119,7 @@
         <w:rPr>
           <w:b/>
         </w:rPr>
-        <w:t xml:space="preserve">Global particle size, synchronized pulse, and four corner halos</w:t>
+        <w:t>Global particle size, synchronized pulse, and four corner halos</w:t>
       </w:r>
       <w:r>
         <w:t xml:space="preserve"> show heart rate.</w:t>
@@ -95,20 +133,10 @@
         <w:rPr>
           <w:b/>
         </w:rPr>
-        <w:t xml:space="preserve">Spatial dispersion and mesh coherence</w:t>
+        <w:t>Spatial dispersion and mesh coherence</w:t>
       </w:r>
       <w:r>
         <w:t xml:space="preserve"> show engagement.</w:t>
-      </w:r>
-    </w:p>
-    <w:p>
-      <w:r>
-        <w:t xml:space="preserve">Each stream owns a separate visual channel so that one stream does not suppress another. In particular, engagement does not reduce the particles' minimum size or visibility, leaving heart-rate cues readable when engagement is low.</w:t>
-      </w:r>
-    </w:p>
-    <w:p>
-      <w:r>
-        <w:t xml:space="preserve">The four physiological inputs are signed standardized signals. The runtime maps the expected z-score range from −3 to +3 into the visual range from −1 to +1 and may amplify recent variation to keep small changes legible. Values near zero represent baseline. Positive and negative values indicate position relative to baseline; they do not necessarily mean that the raw measurement is rising or falling at that instant. Engagement is a separate value from 0 to 1.</w:t>
       </w:r>
     </w:p>
     <w:p>
@@ -116,7 +144,7 @@
         <w:pStyle w:val="Heading1"/>
       </w:pPr>
       <w:r>
-        <w:t xml:space="preserve">Behavioural Signal</w:t>
+        <w:t>Behavioural Signal</w:t>
       </w:r>
     </w:p>
     <w:p>
@@ -124,23 +152,23 @@
         <w:pStyle w:val="Heading2"/>
       </w:pPr>
       <w:r>
-        <w:t xml:space="preserve">Engagement</w:t>
-      </w:r>
-    </w:p>
-    <w:p>
-      <w:r>
-        <w:t xml:space="preserve">Engagement controls how dispersed or coherent the mesh is.</w:t>
-      </w:r>
-    </w:p>
-    <w:p>
-      <w:r>
-        <w:t xml:space="preserve">• </w:t>
-      </w:r>
-      <w:r>
-        <w:rPr>
-          <w:b/>
-        </w:rPr>
-        <w:t xml:space="preserve">Low engagement:</w:t>
+        <w:t>Engagement</w:t>
+      </w:r>
+    </w:p>
+    <w:p>
+      <w:r>
+        <w:t>Engagement controls how dispersed or coherent the mesh is.</w:t>
+      </w:r>
+    </w:p>
+    <w:p>
+      <w:r>
+        <w:t xml:space="preserve">• </w:t>
+      </w:r>
+      <w:r>
+        <w:rPr>
+          <w:b/>
+        </w:rPr>
+        <w:t>Low engagement:</w:t>
       </w:r>
       <w:r>
         <w:t xml:space="preserve"> particles disperse and drift, and the surface loses spatial coherence.</w:t>
@@ -154,7 +182,7 @@
         <w:rPr>
           <w:b/>
         </w:rPr>
-        <w:t xml:space="preserve">High engagement:</w:t>
+        <w:t>High engagement:</w:t>
       </w:r>
       <w:r>
         <w:t xml:space="preserve"> particles settle into a more coherent, stable mesh.</w:t>
@@ -162,7 +190,7 @@
     </w:p>
     <w:p>
       <w:r>
-        <w:t xml:space="preserve">Engagement does not resize the main particles or remove their minimum visibility. This preserves the independent heart-rate mapping.</w:t>
+        <w:t>Engagement does not resize the main particles or remove their minimum visibility. This preserves the independent heart-rate mapping.</w:t>
       </w:r>
     </w:p>
     <w:p>
@@ -170,7 +198,7 @@
         <w:rPr>
           <w:i/>
         </w:rPr>
-        <w:t xml:space="preserve">This represents how strongly the audience member is held by the performance.</w:t>
+        <w:t>This represents how strongly the audience member is held by the performance.</w:t>
       </w:r>
     </w:p>
     <w:p>
@@ -183,7 +211,8 @@
         <w:pStyle w:val="Heading1"/>
       </w:pPr>
       <w:r>
-        <w:t xml:space="preserve">Physiological Standard Deviations</w:t>
+        <w:lastRenderedPageBreak/>
+        <w:t>Physiological Standard Deviations</w:t>
       </w:r>
     </w:p>
     <w:p>
@@ -191,23 +220,23 @@
         <w:pStyle w:val="Heading2"/>
       </w:pPr>
       <w:r>
-        <w:t xml:space="preserve">Tonic Electrodermal Activity Standard Deviation</w:t>
-      </w:r>
-    </w:p>
-    <w:p>
-      <w:r>
-        <w:t xml:space="preserve">This controls the slow, overall pressure of the mesh.</w:t>
-      </w:r>
-    </w:p>
-    <w:p>
-      <w:r>
-        <w:t xml:space="preserve">• </w:t>
-      </w:r>
-      <w:r>
-        <w:rPr>
-          <w:b/>
-        </w:rPr>
-        <w:t xml:space="preserve">Higher positive values</w:t>
+        <w:t>Tonic Electrodermal Activity Standard Deviation</w:t>
+      </w:r>
+    </w:p>
+    <w:p>
+      <w:r>
+        <w:t>This controls the slow, overall pressure of the mesh.</w:t>
+      </w:r>
+    </w:p>
+    <w:p>
+      <w:r>
+        <w:t xml:space="preserve">• </w:t>
+      </w:r>
+      <w:r>
+        <w:rPr>
+          <w:b/>
+        </w:rPr>
+        <w:t>Higher positive values</w:t>
       </w:r>
       <w:r>
         <w:t xml:space="preserve"> compress the mesh inward and lift its centre upward.</w:t>
@@ -221,7 +250,7 @@
         <w:rPr>
           <w:b/>
         </w:rPr>
-        <w:t xml:space="preserve">Lower negative values</w:t>
+        <w:t>Lower negative values</w:t>
       </w:r>
       <w:r>
         <w:t xml:space="preserve"> expand the mesh outward and let its centre sink or relax downward.</w:t>
@@ -232,7 +261,7 @@
         <w:rPr>
           <w:i/>
         </w:rPr>
-        <w:t xml:space="preserve">This represents slow bodily tension or release.</w:t>
+        <w:t>This represents slow bodily tension or release.</w:t>
       </w:r>
     </w:p>
     <w:p>
@@ -240,23 +269,23 @@
         <w:pStyle w:val="Heading2"/>
       </w:pPr>
       <w:r>
-        <w:t xml:space="preserve">Temperature Rate-of-Change Standard Deviation</w:t>
-      </w:r>
-    </w:p>
-    <w:p>
-      <w:r>
-        <w:t xml:space="preserve">This controls particle hue, travelling colour waves, and directional trails.</w:t>
-      </w:r>
-    </w:p>
-    <w:p>
-      <w:r>
-        <w:t xml:space="preserve">• </w:t>
-      </w:r>
-      <w:r>
-        <w:rPr>
-          <w:b/>
-        </w:rPr>
-        <w:t xml:space="preserve">Positive values</w:t>
+        <w:t>Temperature Rate-of-Change Standard Deviation</w:t>
+      </w:r>
+    </w:p>
+    <w:p>
+      <w:r>
+        <w:t>This controls particle hue, travelling colour waves, and directional trails.</w:t>
+      </w:r>
+    </w:p>
+    <w:p>
+      <w:r>
+        <w:t xml:space="preserve">• </w:t>
+      </w:r>
+      <w:r>
+        <w:rPr>
+          <w:b/>
+        </w:rPr>
+        <w:t>Positive values</w:t>
       </w:r>
       <w:r>
         <w:t xml:space="preserve"> produce warm red/orange activity travelling from left to right, with trails offset above the particles.</w:t>
@@ -270,7 +299,7 @@
         <w:rPr>
           <w:b/>
         </w:rPr>
-        <w:t xml:space="preserve">Negative values</w:t>
+        <w:t>Negative values</w:t>
       </w:r>
       <w:r>
         <w:t xml:space="preserve"> produce cool blue activity travelling from right to left, with trails offset below the particles.</w:t>
@@ -284,7 +313,7 @@
         <w:rPr>
           <w:b/>
         </w:rPr>
-        <w:t xml:space="preserve">Larger magnitude</w:t>
+        <w:t>Larger magnitude</w:t>
       </w:r>
       <w:r>
         <w:t xml:space="preserve"> makes the trails stronger and wider.</w:t>
@@ -298,7 +327,7 @@
         <w:rPr>
           <w:b/>
         </w:rPr>
-        <w:t xml:space="preserve">Strong changes</w:t>
+        <w:t>Strong changes</w:t>
       </w:r>
       <w:r>
         <w:t xml:space="preserve"> can trigger short bursts of travelling colour waves.</w:t>
@@ -306,7 +335,7 @@
     </w:p>
     <w:p>
       <w:r>
-        <w:t xml:space="preserve">Temperature does not change the slow global form, the global particle-size baseline, or the particles' minimum opacity.</w:t>
+        <w:t>Temperature does not change the slow global form, the global particle-size baseline, or the particles' minimum opacity.</w:t>
       </w:r>
     </w:p>
     <w:p>
@@ -314,7 +343,7 @@
         <w:rPr>
           <w:i/>
         </w:rPr>
-        <w:t xml:space="preserve">This represents thermal change becoming a visible wave or wash through the audience body.</w:t>
+        <w:t>This represents thermal change becoming a visible wave or wash through the audience body.</w:t>
       </w:r>
     </w:p>
     <w:p>
@@ -322,23 +351,23 @@
         <w:pStyle w:val="Heading2"/>
       </w:pPr>
       <w:r>
-        <w:t xml:space="preserve">Skin Conductance Response Frequency Standard Deviation</w:t>
-      </w:r>
-    </w:p>
-    <w:p>
-      <w:r>
-        <w:t xml:space="preserve">This controls sudden local events: rings, sparks, and short shocks in the mesh.</w:t>
-      </w:r>
-    </w:p>
-    <w:p>
-      <w:r>
-        <w:t xml:space="preserve">• </w:t>
-      </w:r>
-      <w:r>
-        <w:rPr>
-          <w:b/>
-        </w:rPr>
-        <w:t xml:space="preserve">Higher magnitude</w:t>
+        <w:t>Skin Conductance Response Frequency Standard Deviation</w:t>
+      </w:r>
+    </w:p>
+    <w:p>
+      <w:r>
+        <w:t>This controls sudden local events: rings, sparks, and short shocks in the mesh.</w:t>
+      </w:r>
+    </w:p>
+    <w:p>
+      <w:r>
+        <w:t xml:space="preserve">• </w:t>
+      </w:r>
+      <w:r>
+        <w:rPr>
+          <w:b/>
+        </w:rPr>
+        <w:t>Higher magnitude</w:t>
       </w:r>
       <w:r>
         <w:t xml:space="preserve"> creates more frequent and stronger events.</w:t>
@@ -352,7 +381,7 @@
         <w:rPr>
           <w:b/>
         </w:rPr>
-        <w:t xml:space="preserve">Positive events</w:t>
+        <w:t>Positive events</w:t>
       </w:r>
       <w:r>
         <w:t xml:space="preserve"> form expanding rings and push the local surface upward and outward.</w:t>
@@ -366,7 +395,7 @@
         <w:rPr>
           <w:b/>
         </w:rPr>
-        <w:t xml:space="preserve">Negative events</w:t>
+        <w:t>Negative events</w:t>
       </w:r>
       <w:r>
         <w:t xml:space="preserve"> contract inward and pull the local surface downward.</w:t>
@@ -380,7 +409,7 @@
         <w:rPr>
           <w:b/>
         </w:rPr>
-        <w:t xml:space="preserve">Strong events</w:t>
+        <w:t>Strong events</w:t>
       </w:r>
       <w:r>
         <w:t xml:space="preserve"> brighten nearby particles and can create white spark activity.</w:t>
@@ -388,7 +417,7 @@
     </w:p>
     <w:p>
       <w:r>
-        <w:t xml:space="preserve">SCR events do not change the global size of the main particles.</w:t>
+        <w:t>SCR events do not change the global size of the main particles.</w:t>
       </w:r>
     </w:p>
     <w:p>
@@ -396,7 +425,7 @@
         <w:rPr>
           <w:i/>
         </w:rPr>
-        <w:t xml:space="preserve">This represents moments of reaction, surprise, stress, or heightened attention.</w:t>
+        <w:t>This represents moments of reaction, surprise, stress, or heightened attention.</w:t>
       </w:r>
     </w:p>
     <w:p>
@@ -409,23 +438,24 @@
         <w:pStyle w:val="Heading2"/>
       </w:pPr>
       <w:r>
-        <w:t xml:space="preserve">Heart-Rate Standard Deviation</w:t>
-      </w:r>
-    </w:p>
-    <w:p>
-      <w:r>
-        <w:t xml:space="preserve">This controls the global size and synchronized pulse of every main particle, together with an upper semicircular halo above each of the four corner particles.</w:t>
-      </w:r>
-    </w:p>
-    <w:p>
-      <w:r>
-        <w:t xml:space="preserve">• </w:t>
-      </w:r>
-      <w:r>
-        <w:rPr>
-          <w:b/>
-        </w:rPr>
-        <w:t xml:space="preserve">Positive values</w:t>
+        <w:lastRenderedPageBreak/>
+        <w:t>Heart-Rate Standard Deviation</w:t>
+      </w:r>
+    </w:p>
+    <w:p>
+      <w:r>
+        <w:t>This controls the global size and synchronized pulse of every main particle, together with an upper semicircular halo above each of the four corner particles.</w:t>
+      </w:r>
+    </w:p>
+    <w:p>
+      <w:r>
+        <w:t xml:space="preserve">• </w:t>
+      </w:r>
+      <w:r>
+        <w:rPr>
+          <w:b/>
+        </w:rPr>
+        <w:t>Positive values</w:t>
       </w:r>
       <w:r>
         <w:t xml:space="preserve"> enlarge every particle, quicken the pulse, and place each active halo outside its neutral reference ring.</w:t>
@@ -439,7 +469,7 @@
         <w:rPr>
           <w:b/>
         </w:rPr>
-        <w:t xml:space="preserve">Negative values</w:t>
+        <w:t>Negative values</w:t>
       </w:r>
       <w:r>
         <w:t xml:space="preserve"> reduce every particle, slow the pulse, and place each active halo inside its neutral reference ring.</w:t>
@@ -453,7 +483,7 @@
         <w:rPr>
           <w:b/>
         </w:rPr>
-        <w:t xml:space="preserve">Positive pulses</w:t>
+        <w:t>Positive pulses</w:t>
       </w:r>
       <w:r>
         <w:t xml:space="preserve"> expand outward; </w:t>
@@ -462,7 +492,7 @@
         <w:rPr>
           <w:b/>
         </w:rPr>
-        <w:t xml:space="preserve">negative pulses</w:t>
+        <w:t>negative pulses</w:t>
       </w:r>
       <w:r>
         <w:t xml:space="preserve"> contract inward.</w:t>
@@ -470,34 +500,22 @@
     </w:p>
     <w:p>
       <w:r>
-        <w:t xml:space="preserve">• </w:t>
-      </w:r>
-      <w:r>
-        <w:t xml:space="preserve">The active halos never cross their neutral reference rings, so the sign remains unambiguous during a pulse.</w:t>
-      </w:r>
-    </w:p>
-    <w:p>
-      <w:r>
-        <w:t xml:space="preserve">• </w:t>
-      </w:r>
-      <w:r>
-        <w:t xml:space="preserve">All main particles and all four active halos share one pulse clock and remain in unison.</w:t>
-      </w:r>
-    </w:p>
-    <w:p>
-      <w:r>
-        <w:t xml:space="preserve">• </w:t>
-      </w:r>
-      <w:r>
-        <w:t xml:space="preserve">Each halo follows its rendered corner particle with slight centre smoothing, while the pulse itself remains synchronized.</w:t>
-      </w:r>
-    </w:p>
-    <w:p>
-      <w:r>
-        <w:t xml:space="preserve">• </w:t>
-      </w:r>
-      <w:r>
-        <w:t xml:space="preserve">If heart-rate data becomes stale, particles return to neutral and the active halos fade while the reference rings remain.</w:t>
+        <w:t>• The active halos never cross their neutral reference rings, so the sign remains unambiguous during a pulse.</w:t>
+      </w:r>
+    </w:p>
+    <w:p>
+      <w:r>
+        <w:t>• All main particles and all four active halos share one pulse clock and remain in unison.</w:t>
+      </w:r>
+    </w:p>
+    <w:p>
+      <w:r>
+        <w:t>• Each halo follows its rendered corner particle with slight centre smoothing, while the pulse itself remains synchronized.</w:t>
+      </w:r>
+    </w:p>
+    <w:p>
+      <w:r>
+        <w:t>• If heart-rate data becomes stale, particles return to neutral and the active halos fade while the reference rings remain.</w:t>
       </w:r>
     </w:p>
     <w:p>
@@ -505,20 +523,7 @@
         <w:rPr>
           <w:i/>
         </w:rPr>
-        <w:t xml:space="preserve">This represents the visible tempo of audience physiology.</w:t>
-      </w:r>
-    </w:p>
-    <w:p>
-      <w:pPr>
-        <w:pStyle w:val="Heading1"/>
-      </w:pPr>
-      <w:r>
-        <w:t xml:space="preserve">Streams Not Used by This Visual</w:t>
-      </w:r>
-    </w:p>
-    <w:p>
-      <w:r>
-        <w:t xml:space="preserve">Arousal, valence, and inter-beat interval may still appear in shared compatibility contracts or incoming payloads. They do not drive the current abstract particle mesh or objective five-graph view.</w:t>
+        <w:t>This represents the visible tempo of audience physiology.</w:t>
       </w:r>
     </w:p>
     <w:sectPr>
@@ -1133,6 +1138,7 @@
   <w:style w:type="character" w:default="1" w:styleId="DefaultParagraphFont">
     <w:name w:val="Default Paragraph Font"/>
     <w:uiPriority w:val="1"/>
+    <w:semiHidden/>
     <w:unhideWhenUsed/>
   </w:style>
   <w:style w:type="table" w:default="1" w:styleId="TableNormal">
